--- a/Knowledge/3-Work knowledge/1-Software Engineering/2-Web Full Stack/1-World Wide Web/5-My Source/5-Network Data Structures/2-Packet.docx
+++ b/Knowledge/3-Work knowledge/1-Software Engineering/2-Web Full Stack/1-World Wide Web/5-My Source/5-Network Data Structures/2-Packet.docx
@@ -31,56 +31,32 @@
       </w:pPr>
       <w:r>
         <w:rPr>
-          <w:rFonts w:ascii="Arial" w:hAnsi="Arial" w:eastAsia="Arial"/>
-          <w:b/>
-          <w:sz w:val="22"/>
+          <w:b/>
           <w:highlight w:val="darkGray"/>
         </w:rPr>
         <w:t># Source</w:t>
       </w:r>
       <w:r>
         <w:rPr>
-          <w:rFonts w:ascii="Arial" w:hAnsi="Arial" w:eastAsia="Arial"/>
-          <w:sz w:val="22"/>
           <w:highlight w:val="darkGray"/>
         </w:rPr>
         <w:t xml:space="preserve">: </w:t>
       </w:r>
-      <w:r>
-        <w:rPr>
-          <w:rFonts w:ascii="Arial" w:hAnsi="Arial" w:eastAsia="Arial"/>
-          <w:b/>
-          <w:sz w:val="22"/>
+      <w:proofErr w:type="spellStart"/>
+      <w:r>
+        <w:rPr>
+          <w:b/>
           <w:highlight w:val="darkGray"/>
         </w:rPr>
-        <w:t xml:space="preserve">Chatgpt </w:t>
-      </w:r>
-      <w:r>
-        <w:rPr>
-          <w:rFonts w:ascii="Arial" w:hAnsi="Arial" w:eastAsia="Arial"/>
-          <w:b/>
-          <w:sz w:val="22"/>
+        <w:t>Chatgpt</w:t>
+      </w:r>
+      <w:proofErr w:type="spellEnd"/>
+      <w:r>
+        <w:rPr>
+          <w:b/>
           <w:highlight w:val="darkGray"/>
         </w:rPr>
-        <w:t>(GPT</w:t>
-      </w:r>
-      <w:r>
-        <w:rPr>
-          <w:rFonts w:ascii="Arial" w:hAnsi="Arial" w:eastAsia="Arial"/>
-          <w:b/>
-          <w:sz w:val="22"/>
-          <w:highlight w:val="darkGray"/>
-        </w:rPr>
-        <w:t>‑</w:t>
-      </w:r>
-      <w:r>
-        <w:rPr>
-          <w:rFonts w:ascii="Arial" w:hAnsi="Arial" w:eastAsia="Arial"/>
-          <w:b/>
-          <w:sz w:val="22"/>
-          <w:highlight w:val="darkGray"/>
-        </w:rPr>
-        <w:t>5 Mini) at [12/14/2025]</w:t>
+        <w:t xml:space="preserve"> (GPT‑5 Mini) at [12/14/2025]</w:t>
       </w:r>
     </w:p>
     <w:p>
@@ -165,56 +141,32 @@
       </w:pPr>
       <w:r>
         <w:rPr>
-          <w:rFonts w:ascii="Arial" w:hAnsi="Arial" w:eastAsia="Arial"/>
-          <w:b/>
-          <w:sz w:val="22"/>
+          <w:b/>
           <w:highlight w:val="darkGray"/>
         </w:rPr>
         <w:t># Source</w:t>
       </w:r>
       <w:r>
         <w:rPr>
-          <w:rFonts w:ascii="Arial" w:hAnsi="Arial" w:eastAsia="Arial"/>
-          <w:sz w:val="22"/>
           <w:highlight w:val="darkGray"/>
         </w:rPr>
         <w:t xml:space="preserve">: </w:t>
       </w:r>
-      <w:r>
-        <w:rPr>
-          <w:rFonts w:ascii="Arial" w:hAnsi="Arial" w:eastAsia="Arial"/>
-          <w:b/>
-          <w:sz w:val="22"/>
+      <w:proofErr w:type="spellStart"/>
+      <w:r>
+        <w:rPr>
+          <w:b/>
           <w:highlight w:val="darkGray"/>
         </w:rPr>
-        <w:t xml:space="preserve">Chatgpt </w:t>
-      </w:r>
-      <w:r>
-        <w:rPr>
-          <w:rFonts w:ascii="Arial" w:hAnsi="Arial" w:eastAsia="Arial"/>
-          <w:b/>
-          <w:sz w:val="22"/>
+        <w:t>Chatgpt</w:t>
+      </w:r>
+      <w:proofErr w:type="spellEnd"/>
+      <w:r>
+        <w:rPr>
+          <w:b/>
           <w:highlight w:val="darkGray"/>
         </w:rPr>
-        <w:t>(GPT</w:t>
-      </w:r>
-      <w:r>
-        <w:rPr>
-          <w:rFonts w:ascii="Arial" w:hAnsi="Arial" w:eastAsia="Arial"/>
-          <w:b/>
-          <w:sz w:val="22"/>
-          <w:highlight w:val="darkGray"/>
-        </w:rPr>
-        <w:t>‑</w:t>
-      </w:r>
-      <w:r>
-        <w:rPr>
-          <w:rFonts w:ascii="Arial" w:hAnsi="Arial" w:eastAsia="Arial"/>
-          <w:b/>
-          <w:sz w:val="22"/>
-          <w:highlight w:val="darkGray"/>
-        </w:rPr>
-        <w:t>5 Mini) at [12/14/2025]</w:t>
+        <w:t xml:space="preserve"> (GPT‑5 Mini) at [12/14/2025]</w:t>
       </w:r>
     </w:p>
     <w:p>
@@ -330,56 +282,32 @@
       </w:pPr>
       <w:r>
         <w:rPr>
-          <w:rFonts w:ascii="Arial" w:hAnsi="Arial" w:eastAsia="Arial"/>
-          <w:b/>
-          <w:sz w:val="22"/>
+          <w:b/>
           <w:highlight w:val="darkGray"/>
         </w:rPr>
         <w:t># Source</w:t>
       </w:r>
       <w:r>
         <w:rPr>
-          <w:rFonts w:ascii="Arial" w:hAnsi="Arial" w:eastAsia="Arial"/>
-          <w:sz w:val="22"/>
           <w:highlight w:val="darkGray"/>
         </w:rPr>
         <w:t xml:space="preserve">: </w:t>
       </w:r>
-      <w:r>
-        <w:rPr>
-          <w:rFonts w:ascii="Arial" w:hAnsi="Arial" w:eastAsia="Arial"/>
-          <w:b/>
-          <w:sz w:val="22"/>
+      <w:proofErr w:type="spellStart"/>
+      <w:r>
+        <w:rPr>
+          <w:b/>
           <w:highlight w:val="darkGray"/>
         </w:rPr>
-        <w:t xml:space="preserve">Chatgpt </w:t>
-      </w:r>
-      <w:r>
-        <w:rPr>
-          <w:rFonts w:ascii="Arial" w:hAnsi="Arial" w:eastAsia="Arial"/>
-          <w:b/>
-          <w:sz w:val="22"/>
+        <w:t>Chatgpt</w:t>
+      </w:r>
+      <w:proofErr w:type="spellEnd"/>
+      <w:r>
+        <w:rPr>
+          <w:b/>
           <w:highlight w:val="darkGray"/>
         </w:rPr>
-        <w:t>(GPT</w:t>
-      </w:r>
-      <w:r>
-        <w:rPr>
-          <w:rFonts w:ascii="Arial" w:hAnsi="Arial" w:eastAsia="Arial"/>
-          <w:b/>
-          <w:sz w:val="22"/>
-          <w:highlight w:val="darkGray"/>
-        </w:rPr>
-        <w:t>‑</w:t>
-      </w:r>
-      <w:r>
-        <w:rPr>
-          <w:rFonts w:ascii="Arial" w:hAnsi="Arial" w:eastAsia="Arial"/>
-          <w:b/>
-          <w:sz w:val="22"/>
-          <w:highlight w:val="darkGray"/>
-        </w:rPr>
-        <w:t>5 Mini) at [12/14/2025]</w:t>
+        <w:t xml:space="preserve"> (GPT‑5 Mini) at [12/14/2025]</w:t>
       </w:r>
     </w:p>
     <w:p>
@@ -465,56 +393,32 @@
       </w:pPr>
       <w:r>
         <w:rPr>
-          <w:rFonts w:ascii="Arial" w:hAnsi="Arial" w:eastAsia="Arial"/>
-          <w:b/>
-          <w:sz w:val="22"/>
+          <w:b/>
           <w:highlight w:val="darkGray"/>
         </w:rPr>
         <w:t># Source</w:t>
       </w:r>
       <w:r>
         <w:rPr>
-          <w:rFonts w:ascii="Arial" w:hAnsi="Arial" w:eastAsia="Arial"/>
-          <w:sz w:val="22"/>
           <w:highlight w:val="darkGray"/>
         </w:rPr>
         <w:t xml:space="preserve">: </w:t>
       </w:r>
-      <w:r>
-        <w:rPr>
-          <w:rFonts w:ascii="Arial" w:hAnsi="Arial" w:eastAsia="Arial"/>
-          <w:b/>
-          <w:sz w:val="22"/>
+      <w:proofErr w:type="spellStart"/>
+      <w:r>
+        <w:rPr>
+          <w:b/>
           <w:highlight w:val="darkGray"/>
         </w:rPr>
-        <w:t xml:space="preserve">Chatgpt </w:t>
-      </w:r>
-      <w:r>
-        <w:rPr>
-          <w:rFonts w:ascii="Arial" w:hAnsi="Arial" w:eastAsia="Arial"/>
-          <w:b/>
-          <w:sz w:val="22"/>
+        <w:t>Chatgpt</w:t>
+      </w:r>
+      <w:proofErr w:type="spellEnd"/>
+      <w:r>
+        <w:rPr>
+          <w:b/>
           <w:highlight w:val="darkGray"/>
         </w:rPr>
-        <w:t>(GPT</w:t>
-      </w:r>
-      <w:r>
-        <w:rPr>
-          <w:rFonts w:ascii="Arial" w:hAnsi="Arial" w:eastAsia="Arial"/>
-          <w:b/>
-          <w:sz w:val="22"/>
-          <w:highlight w:val="darkGray"/>
-        </w:rPr>
-        <w:t>‑</w:t>
-      </w:r>
-      <w:r>
-        <w:rPr>
-          <w:rFonts w:ascii="Arial" w:hAnsi="Arial" w:eastAsia="Arial"/>
-          <w:b/>
-          <w:sz w:val="22"/>
-          <w:highlight w:val="darkGray"/>
-        </w:rPr>
-        <w:t>5 Mini) at [12/14/2025]</w:t>
+        <w:t xml:space="preserve"> (GPT‑5 Mini) at [12/14/2025]</w:t>
       </w:r>
     </w:p>
     <w:p>
@@ -1033,56 +937,32 @@
       </w:pPr>
       <w:r>
         <w:rPr>
-          <w:rFonts w:ascii="Arial" w:hAnsi="Arial" w:eastAsia="Arial"/>
-          <w:b/>
-          <w:sz w:val="22"/>
+          <w:b/>
           <w:highlight w:val="darkGray"/>
         </w:rPr>
         <w:t># Source</w:t>
       </w:r>
       <w:r>
         <w:rPr>
-          <w:rFonts w:ascii="Arial" w:hAnsi="Arial" w:eastAsia="Arial"/>
-          <w:sz w:val="22"/>
           <w:highlight w:val="darkGray"/>
         </w:rPr>
         <w:t xml:space="preserve">: </w:t>
       </w:r>
-      <w:r>
-        <w:rPr>
-          <w:rFonts w:ascii="Arial" w:hAnsi="Arial" w:eastAsia="Arial"/>
-          <w:b/>
-          <w:sz w:val="22"/>
+      <w:proofErr w:type="spellStart"/>
+      <w:r>
+        <w:rPr>
+          <w:b/>
           <w:highlight w:val="darkGray"/>
         </w:rPr>
-        <w:t xml:space="preserve">Chatgpt </w:t>
-      </w:r>
-      <w:r>
-        <w:rPr>
-          <w:rFonts w:ascii="Arial" w:hAnsi="Arial" w:eastAsia="Arial"/>
-          <w:b/>
-          <w:sz w:val="22"/>
+        <w:t>Chatgpt</w:t>
+      </w:r>
+      <w:proofErr w:type="spellEnd"/>
+      <w:r>
+        <w:rPr>
+          <w:b/>
           <w:highlight w:val="darkGray"/>
         </w:rPr>
-        <w:t>(GPT</w:t>
-      </w:r>
-      <w:r>
-        <w:rPr>
-          <w:rFonts w:ascii="Arial" w:hAnsi="Arial" w:eastAsia="Arial"/>
-          <w:b/>
-          <w:sz w:val="22"/>
-          <w:highlight w:val="darkGray"/>
-        </w:rPr>
-        <w:t>‑</w:t>
-      </w:r>
-      <w:r>
-        <w:rPr>
-          <w:rFonts w:ascii="Arial" w:hAnsi="Arial" w:eastAsia="Arial"/>
-          <w:b/>
-          <w:sz w:val="22"/>
-          <w:highlight w:val="darkGray"/>
-        </w:rPr>
-        <w:t>5 Mini) at [12/14/2025]</w:t>
+        <w:t xml:space="preserve"> (GPT‑5 Mini) at [12/14/2025]</w:t>
       </w:r>
     </w:p>
     <w:p>
@@ -1186,9 +1066,7 @@
       </w:pPr>
       <w:r>
         <w:rPr>
-          <w:rFonts w:ascii="Arial" w:hAnsi="Arial" w:eastAsia="Arial"/>
-          <w:b/>
-          <w:sz w:val="22"/>
+          <w:b/>
           <w:highlight w:val="darkGray"/>
         </w:rPr>
         <w:lastRenderedPageBreak/>
@@ -1196,47 +1074,25 @@
       </w:r>
       <w:r>
         <w:rPr>
-          <w:rFonts w:ascii="Arial" w:hAnsi="Arial" w:eastAsia="Arial"/>
-          <w:sz w:val="22"/>
           <w:highlight w:val="darkGray"/>
         </w:rPr>
         <w:t xml:space="preserve">: </w:t>
       </w:r>
-      <w:r>
-        <w:rPr>
-          <w:rFonts w:ascii="Arial" w:hAnsi="Arial" w:eastAsia="Arial"/>
-          <w:b/>
-          <w:sz w:val="22"/>
+      <w:proofErr w:type="spellStart"/>
+      <w:r>
+        <w:rPr>
+          <w:b/>
           <w:highlight w:val="darkGray"/>
         </w:rPr>
-        <w:t xml:space="preserve">Chatgpt </w:t>
-      </w:r>
-      <w:r>
-        <w:rPr>
-          <w:rFonts w:ascii="Arial" w:hAnsi="Arial" w:eastAsia="Arial"/>
-          <w:b/>
-          <w:sz w:val="22"/>
+        <w:t>Chatgpt</w:t>
+      </w:r>
+      <w:proofErr w:type="spellEnd"/>
+      <w:r>
+        <w:rPr>
+          <w:b/>
           <w:highlight w:val="darkGray"/>
         </w:rPr>
-        <w:t>(GPT</w:t>
-      </w:r>
-      <w:r>
-        <w:rPr>
-          <w:rFonts w:ascii="Arial" w:hAnsi="Arial" w:eastAsia="Arial"/>
-          <w:b/>
-          <w:sz w:val="22"/>
-          <w:highlight w:val="darkGray"/>
-        </w:rPr>
-        <w:t>‑</w:t>
-      </w:r>
-      <w:r>
-        <w:rPr>
-          <w:rFonts w:ascii="Arial" w:hAnsi="Arial" w:eastAsia="Arial"/>
-          <w:b/>
-          <w:sz w:val="22"/>
-          <w:highlight w:val="darkGray"/>
-        </w:rPr>
-        <w:t>5 Mini) at [12/14/2025]</w:t>
+        <w:t xml:space="preserve"> (GPT‑5 Mini) at [12/14/2025]</w:t>
       </w:r>
     </w:p>
     <w:p>
@@ -1661,6 +1517,7 @@
                 <w:szCs w:val="20"/>
               </w:rPr>
             </w:pPr>
+            <w:proofErr w:type="spellStart"/>
             <w:r>
               <w:rPr>
                 <w:rFonts w:ascii="Roboto Mono" w:hAnsi="Roboto Mono"/>
@@ -1669,6 +1526,7 @@
               </w:rPr>
               <w:t>EtherType</w:t>
             </w:r>
+            <w:proofErr w:type="spellEnd"/>
           </w:p>
         </w:tc>
         <w:tc>
@@ -1764,56 +1622,32 @@
       </w:pPr>
       <w:r>
         <w:rPr>
-          <w:rFonts w:ascii="Arial" w:hAnsi="Arial" w:eastAsia="Arial"/>
-          <w:b/>
-          <w:sz w:val="22"/>
+          <w:b/>
           <w:highlight w:val="darkGray"/>
         </w:rPr>
         <w:t># Source</w:t>
       </w:r>
       <w:r>
         <w:rPr>
-          <w:rFonts w:ascii="Arial" w:hAnsi="Arial" w:eastAsia="Arial"/>
-          <w:sz w:val="22"/>
           <w:highlight w:val="darkGray"/>
         </w:rPr>
         <w:t xml:space="preserve">: </w:t>
       </w:r>
-      <w:r>
-        <w:rPr>
-          <w:rFonts w:ascii="Arial" w:hAnsi="Arial" w:eastAsia="Arial"/>
-          <w:b/>
-          <w:sz w:val="22"/>
+      <w:proofErr w:type="spellStart"/>
+      <w:r>
+        <w:rPr>
+          <w:b/>
           <w:highlight w:val="darkGray"/>
         </w:rPr>
-        <w:t xml:space="preserve">Chatgpt </w:t>
-      </w:r>
-      <w:r>
-        <w:rPr>
-          <w:rFonts w:ascii="Arial" w:hAnsi="Arial" w:eastAsia="Arial"/>
-          <w:b/>
-          <w:sz w:val="22"/>
+        <w:t>Chatgpt</w:t>
+      </w:r>
+      <w:proofErr w:type="spellEnd"/>
+      <w:r>
+        <w:rPr>
+          <w:b/>
           <w:highlight w:val="darkGray"/>
         </w:rPr>
-        <w:t>(GPT</w:t>
-      </w:r>
-      <w:r>
-        <w:rPr>
-          <w:rFonts w:ascii="Arial" w:hAnsi="Arial" w:eastAsia="Arial"/>
-          <w:b/>
-          <w:sz w:val="22"/>
-          <w:highlight w:val="darkGray"/>
-        </w:rPr>
-        <w:t>‑</w:t>
-      </w:r>
-      <w:r>
-        <w:rPr>
-          <w:rFonts w:ascii="Arial" w:hAnsi="Arial" w:eastAsia="Arial"/>
-          <w:b/>
-          <w:sz w:val="22"/>
-          <w:highlight w:val="darkGray"/>
-        </w:rPr>
-        <w:t>5 Mini) at [12/14/2025]</w:t>
+        <w:t xml:space="preserve"> (GPT‑5 Mini) at [12/14/2025]</w:t>
       </w:r>
     </w:p>
     <w:p>
@@ -2673,56 +2507,32 @@
       </w:pPr>
       <w:r>
         <w:rPr>
-          <w:rFonts w:ascii="Arial" w:hAnsi="Arial" w:eastAsia="Arial"/>
-          <w:b/>
-          <w:sz w:val="22"/>
+          <w:b/>
           <w:highlight w:val="darkGray"/>
         </w:rPr>
         <w:t># Source</w:t>
       </w:r>
       <w:r>
         <w:rPr>
-          <w:rFonts w:ascii="Arial" w:hAnsi="Arial" w:eastAsia="Arial"/>
-          <w:sz w:val="22"/>
           <w:highlight w:val="darkGray"/>
         </w:rPr>
         <w:t xml:space="preserve">: </w:t>
       </w:r>
-      <w:r>
-        <w:rPr>
-          <w:rFonts w:ascii="Arial" w:hAnsi="Arial" w:eastAsia="Arial"/>
-          <w:b/>
-          <w:sz w:val="22"/>
+      <w:proofErr w:type="spellStart"/>
+      <w:r>
+        <w:rPr>
+          <w:b/>
           <w:highlight w:val="darkGray"/>
         </w:rPr>
-        <w:t xml:space="preserve">Chatgpt </w:t>
-      </w:r>
-      <w:r>
-        <w:rPr>
-          <w:rFonts w:ascii="Arial" w:hAnsi="Arial" w:eastAsia="Arial"/>
-          <w:b/>
-          <w:sz w:val="22"/>
+        <w:t>Chatgpt</w:t>
+      </w:r>
+      <w:proofErr w:type="spellEnd"/>
+      <w:r>
+        <w:rPr>
+          <w:b/>
           <w:highlight w:val="darkGray"/>
         </w:rPr>
-        <w:t>(GPT</w:t>
-      </w:r>
-      <w:r>
-        <w:rPr>
-          <w:rFonts w:ascii="Arial" w:hAnsi="Arial" w:eastAsia="Arial"/>
-          <w:b/>
-          <w:sz w:val="22"/>
-          <w:highlight w:val="darkGray"/>
-        </w:rPr>
-        <w:t>‑</w:t>
-      </w:r>
-      <w:r>
-        <w:rPr>
-          <w:rFonts w:ascii="Arial" w:hAnsi="Arial" w:eastAsia="Arial"/>
-          <w:b/>
-          <w:sz w:val="22"/>
-          <w:highlight w:val="darkGray"/>
-        </w:rPr>
-        <w:t>5 Mini) at [12/14/2025]</w:t>
+        <w:t xml:space="preserve"> (GPT‑5 Mini) at [12/14/2025]</w:t>
       </w:r>
     </w:p>
     <w:p>
@@ -3571,56 +3381,32 @@
       </w:pPr>
       <w:r>
         <w:rPr>
-          <w:rFonts w:ascii="Arial" w:hAnsi="Arial" w:eastAsia="Arial"/>
-          <w:b/>
-          <w:sz w:val="22"/>
+          <w:b/>
           <w:highlight w:val="darkGray"/>
         </w:rPr>
         <w:t># Source</w:t>
       </w:r>
       <w:r>
         <w:rPr>
-          <w:rFonts w:ascii="Arial" w:hAnsi="Arial" w:eastAsia="Arial"/>
-          <w:sz w:val="22"/>
           <w:highlight w:val="darkGray"/>
         </w:rPr>
         <w:t xml:space="preserve">: </w:t>
       </w:r>
-      <w:r>
-        <w:rPr>
-          <w:rFonts w:ascii="Arial" w:hAnsi="Arial" w:eastAsia="Arial"/>
-          <w:b/>
-          <w:sz w:val="22"/>
+      <w:proofErr w:type="spellStart"/>
+      <w:r>
+        <w:rPr>
+          <w:b/>
           <w:highlight w:val="darkGray"/>
         </w:rPr>
-        <w:t xml:space="preserve">Chatgpt </w:t>
-      </w:r>
-      <w:r>
-        <w:rPr>
-          <w:rFonts w:ascii="Arial" w:hAnsi="Arial" w:eastAsia="Arial"/>
-          <w:b/>
-          <w:sz w:val="22"/>
+        <w:t>Chatgpt</w:t>
+      </w:r>
+      <w:proofErr w:type="spellEnd"/>
+      <w:r>
+        <w:rPr>
+          <w:b/>
           <w:highlight w:val="darkGray"/>
         </w:rPr>
-        <w:t>(GPT</w:t>
-      </w:r>
-      <w:r>
-        <w:rPr>
-          <w:rFonts w:ascii="Arial" w:hAnsi="Arial" w:eastAsia="Arial"/>
-          <w:b/>
-          <w:sz w:val="22"/>
-          <w:highlight w:val="darkGray"/>
-        </w:rPr>
-        <w:t>‑</w:t>
-      </w:r>
-      <w:r>
-        <w:rPr>
-          <w:rFonts w:ascii="Arial" w:hAnsi="Arial" w:eastAsia="Arial"/>
-          <w:b/>
-          <w:sz w:val="22"/>
-          <w:highlight w:val="darkGray"/>
-        </w:rPr>
-        <w:t>5 Mini) at [12/14/2025]</w:t>
+        <w:t xml:space="preserve"> (GPT‑5 Mini) at [12/14/2025]</w:t>
       </w:r>
     </w:p>
     <w:p>
@@ -3736,56 +3522,32 @@
       </w:pPr>
       <w:r>
         <w:rPr>
-          <w:rFonts w:ascii="Arial" w:hAnsi="Arial" w:eastAsia="Arial"/>
-          <w:b/>
-          <w:sz w:val="22"/>
+          <w:b/>
           <w:highlight w:val="darkGray"/>
         </w:rPr>
         <w:t># Source</w:t>
       </w:r>
       <w:r>
         <w:rPr>
-          <w:rFonts w:ascii="Arial" w:hAnsi="Arial" w:eastAsia="Arial"/>
-          <w:sz w:val="22"/>
           <w:highlight w:val="darkGray"/>
         </w:rPr>
         <w:t xml:space="preserve">: </w:t>
       </w:r>
-      <w:r>
-        <w:rPr>
-          <w:rFonts w:ascii="Arial" w:hAnsi="Arial" w:eastAsia="Arial"/>
-          <w:b/>
-          <w:sz w:val="22"/>
+      <w:proofErr w:type="spellStart"/>
+      <w:r>
+        <w:rPr>
+          <w:b/>
           <w:highlight w:val="darkGray"/>
         </w:rPr>
-        <w:t xml:space="preserve">Chatgpt </w:t>
-      </w:r>
-      <w:r>
-        <w:rPr>
-          <w:rFonts w:ascii="Arial" w:hAnsi="Arial" w:eastAsia="Arial"/>
-          <w:b/>
-          <w:sz w:val="22"/>
+        <w:t>Chatgpt</w:t>
+      </w:r>
+      <w:proofErr w:type="spellEnd"/>
+      <w:r>
+        <w:rPr>
+          <w:b/>
           <w:highlight w:val="darkGray"/>
         </w:rPr>
-        <w:t>(GPT</w:t>
-      </w:r>
-      <w:r>
-        <w:rPr>
-          <w:rFonts w:ascii="Arial" w:hAnsi="Arial" w:eastAsia="Arial"/>
-          <w:b/>
-          <w:sz w:val="22"/>
-          <w:highlight w:val="darkGray"/>
-        </w:rPr>
-        <w:t>‑</w:t>
-      </w:r>
-      <w:r>
-        <w:rPr>
-          <w:rFonts w:ascii="Arial" w:hAnsi="Arial" w:eastAsia="Arial"/>
-          <w:b/>
-          <w:sz w:val="22"/>
-          <w:highlight w:val="darkGray"/>
-        </w:rPr>
-        <w:t>5 Mini) at [12/14/2025]</w:t>
+        <w:t xml:space="preserve"> (GPT‑5 Mini) at [12/14/2025]</w:t>
       </w:r>
     </w:p>
     <w:p>
@@ -4010,56 +3772,32 @@
       </w:pPr>
       <w:r>
         <w:rPr>
-          <w:rFonts w:ascii="Arial" w:hAnsi="Arial" w:eastAsia="Arial"/>
-          <w:b/>
-          <w:sz w:val="22"/>
+          <w:b/>
           <w:highlight w:val="darkGray"/>
         </w:rPr>
         <w:t># Source</w:t>
       </w:r>
       <w:r>
         <w:rPr>
-          <w:rFonts w:ascii="Arial" w:hAnsi="Arial" w:eastAsia="Arial"/>
-          <w:sz w:val="22"/>
           <w:highlight w:val="darkGray"/>
         </w:rPr>
         <w:t xml:space="preserve">: </w:t>
       </w:r>
-      <w:r>
-        <w:rPr>
-          <w:rFonts w:ascii="Arial" w:hAnsi="Arial" w:eastAsia="Arial"/>
-          <w:b/>
-          <w:sz w:val="22"/>
+      <w:proofErr w:type="spellStart"/>
+      <w:r>
+        <w:rPr>
+          <w:b/>
           <w:highlight w:val="darkGray"/>
         </w:rPr>
-        <w:t xml:space="preserve">Chatgpt </w:t>
-      </w:r>
-      <w:r>
-        <w:rPr>
-          <w:rFonts w:ascii="Arial" w:hAnsi="Arial" w:eastAsia="Arial"/>
-          <w:b/>
-          <w:sz w:val="22"/>
+        <w:t>Chatgpt</w:t>
+      </w:r>
+      <w:proofErr w:type="spellEnd"/>
+      <w:r>
+        <w:rPr>
+          <w:b/>
           <w:highlight w:val="darkGray"/>
         </w:rPr>
-        <w:t>(GPT</w:t>
-      </w:r>
-      <w:r>
-        <w:rPr>
-          <w:rFonts w:ascii="Arial" w:hAnsi="Arial" w:eastAsia="Arial"/>
-          <w:b/>
-          <w:sz w:val="22"/>
-          <w:highlight w:val="darkGray"/>
-        </w:rPr>
-        <w:t>‑</w:t>
-      </w:r>
-      <w:r>
-        <w:rPr>
-          <w:rFonts w:ascii="Arial" w:hAnsi="Arial" w:eastAsia="Arial"/>
-          <w:b/>
-          <w:sz w:val="22"/>
-          <w:highlight w:val="darkGray"/>
-        </w:rPr>
-        <w:t>5 Mini) at [12/14/2025]</w:t>
+        <w:t xml:space="preserve"> (GPT‑5 Mini) at [12/14/2025]</w:t>
       </w:r>
     </w:p>
     <w:p>
@@ -4174,56 +3912,32 @@
       </w:pPr>
       <w:r>
         <w:rPr>
-          <w:rFonts w:ascii="Arial" w:hAnsi="Arial" w:eastAsia="Arial"/>
-          <w:b/>
-          <w:sz w:val="22"/>
+          <w:b/>
           <w:highlight w:val="darkGray"/>
         </w:rPr>
         <w:t># Source</w:t>
       </w:r>
       <w:r>
         <w:rPr>
-          <w:rFonts w:ascii="Arial" w:hAnsi="Arial" w:eastAsia="Arial"/>
-          <w:sz w:val="22"/>
           <w:highlight w:val="darkGray"/>
         </w:rPr>
         <w:t xml:space="preserve">: </w:t>
       </w:r>
-      <w:r>
-        <w:rPr>
-          <w:rFonts w:ascii="Arial" w:hAnsi="Arial" w:eastAsia="Arial"/>
-          <w:b/>
-          <w:sz w:val="22"/>
+      <w:proofErr w:type="spellStart"/>
+      <w:r>
+        <w:rPr>
+          <w:b/>
           <w:highlight w:val="darkGray"/>
         </w:rPr>
-        <w:t xml:space="preserve">Chatgpt </w:t>
-      </w:r>
-      <w:r>
-        <w:rPr>
-          <w:rFonts w:ascii="Arial" w:hAnsi="Arial" w:eastAsia="Arial"/>
-          <w:b/>
-          <w:sz w:val="22"/>
+        <w:t>Chatgpt</w:t>
+      </w:r>
+      <w:proofErr w:type="spellEnd"/>
+      <w:r>
+        <w:rPr>
+          <w:b/>
           <w:highlight w:val="darkGray"/>
         </w:rPr>
-        <w:t>(GPT</w:t>
-      </w:r>
-      <w:r>
-        <w:rPr>
-          <w:rFonts w:ascii="Arial" w:hAnsi="Arial" w:eastAsia="Arial"/>
-          <w:b/>
-          <w:sz w:val="22"/>
-          <w:highlight w:val="darkGray"/>
-        </w:rPr>
-        <w:t>‑</w:t>
-      </w:r>
-      <w:r>
-        <w:rPr>
-          <w:rFonts w:ascii="Arial" w:hAnsi="Arial" w:eastAsia="Arial"/>
-          <w:b/>
-          <w:sz w:val="22"/>
-          <w:highlight w:val="darkGray"/>
-        </w:rPr>
-        <w:t>5 Mini) at [12/14/2025]</w:t>
+        <w:t xml:space="preserve"> (GPT‑5 Mini) at [12/14/2025]</w:t>
       </w:r>
     </w:p>
     <w:p>
@@ -4532,7 +4246,23 @@
           <w:rFonts w:ascii="Roboto Mono" w:eastAsia="Roboto Mono" w:hAnsi="Roboto Mono" w:cs="Roboto Mono"/>
           <w:color w:val="188038"/>
         </w:rPr>
-        <w:t>GET /index.html HTTP/1.1\r\nHost: www.example.com\r\n\r\n</w:t>
+        <w:t>GET /index.html HTTP/1.1\r\</w:t>
+      </w:r>
+      <w:proofErr w:type="spellStart"/>
+      <w:r>
+        <w:rPr>
+          <w:rFonts w:ascii="Roboto Mono" w:eastAsia="Roboto Mono" w:hAnsi="Roboto Mono" w:cs="Roboto Mono"/>
+          <w:color w:val="188038"/>
+        </w:rPr>
+        <w:t>nHost</w:t>
+      </w:r>
+      <w:proofErr w:type="spellEnd"/>
+      <w:r>
+        <w:rPr>
+          <w:rFonts w:ascii="Roboto Mono" w:eastAsia="Roboto Mono" w:hAnsi="Roboto Mono" w:cs="Roboto Mono"/>
+          <w:color w:val="188038"/>
+        </w:rPr>
+        <w:t>: www.example.com\r\n\r\n</w:t>
       </w:r>
       <w:r>
         <w:rPr>
@@ -5226,56 +4956,32 @@
       </w:pPr>
       <w:r>
         <w:rPr>
-          <w:rFonts w:ascii="Arial" w:hAnsi="Arial" w:eastAsia="Arial"/>
-          <w:b/>
-          <w:sz w:val="22"/>
+          <w:b/>
           <w:highlight w:val="darkGray"/>
         </w:rPr>
         <w:t># Source</w:t>
       </w:r>
       <w:r>
         <w:rPr>
-          <w:rFonts w:ascii="Arial" w:hAnsi="Arial" w:eastAsia="Arial"/>
-          <w:sz w:val="22"/>
           <w:highlight w:val="darkGray"/>
         </w:rPr>
         <w:t xml:space="preserve">: </w:t>
       </w:r>
-      <w:r>
-        <w:rPr>
-          <w:rFonts w:ascii="Arial" w:hAnsi="Arial" w:eastAsia="Arial"/>
-          <w:b/>
-          <w:sz w:val="22"/>
+      <w:proofErr w:type="spellStart"/>
+      <w:r>
+        <w:rPr>
+          <w:b/>
           <w:highlight w:val="darkGray"/>
         </w:rPr>
-        <w:t xml:space="preserve">Chatgpt </w:t>
-      </w:r>
-      <w:r>
-        <w:rPr>
-          <w:rFonts w:ascii="Arial" w:hAnsi="Arial" w:eastAsia="Arial"/>
-          <w:b/>
-          <w:sz w:val="22"/>
+        <w:t>Chatgpt</w:t>
+      </w:r>
+      <w:proofErr w:type="spellEnd"/>
+      <w:r>
+        <w:rPr>
+          <w:b/>
           <w:highlight w:val="darkGray"/>
         </w:rPr>
-        <w:t>(GPT</w:t>
-      </w:r>
-      <w:r>
-        <w:rPr>
-          <w:rFonts w:ascii="Arial" w:hAnsi="Arial" w:eastAsia="Arial"/>
-          <w:b/>
-          <w:sz w:val="22"/>
-          <w:highlight w:val="darkGray"/>
-        </w:rPr>
-        <w:t>‑</w:t>
-      </w:r>
-      <w:r>
-        <w:rPr>
-          <w:rFonts w:ascii="Arial" w:hAnsi="Arial" w:eastAsia="Arial"/>
-          <w:b/>
-          <w:sz w:val="22"/>
-          <w:highlight w:val="darkGray"/>
-        </w:rPr>
-        <w:t>5 Mini) at [12/14/2025]</w:t>
+        <w:t xml:space="preserve"> (GPT‑5 Mini) at [12/14/2025]</w:t>
       </w:r>
     </w:p>
     <w:p>
@@ -5397,56 +5103,32 @@
       </w:pPr>
       <w:r>
         <w:rPr>
-          <w:rFonts w:ascii="Arial" w:hAnsi="Arial" w:eastAsia="Arial"/>
-          <w:b/>
-          <w:sz w:val="22"/>
+          <w:b/>
           <w:highlight w:val="darkGray"/>
         </w:rPr>
         <w:t># Source</w:t>
       </w:r>
       <w:r>
         <w:rPr>
-          <w:rFonts w:ascii="Arial" w:hAnsi="Arial" w:eastAsia="Arial"/>
-          <w:sz w:val="22"/>
           <w:highlight w:val="darkGray"/>
         </w:rPr>
         <w:t xml:space="preserve">: </w:t>
       </w:r>
-      <w:r>
-        <w:rPr>
-          <w:rFonts w:ascii="Arial" w:hAnsi="Arial" w:eastAsia="Arial"/>
-          <w:b/>
-          <w:sz w:val="22"/>
+      <w:proofErr w:type="spellStart"/>
+      <w:r>
+        <w:rPr>
+          <w:b/>
           <w:highlight w:val="darkGray"/>
         </w:rPr>
-        <w:t xml:space="preserve">Chatgpt </w:t>
-      </w:r>
-      <w:r>
-        <w:rPr>
-          <w:rFonts w:ascii="Arial" w:hAnsi="Arial" w:eastAsia="Arial"/>
-          <w:b/>
-          <w:sz w:val="22"/>
+        <w:t>Chatgpt</w:t>
+      </w:r>
+      <w:proofErr w:type="spellEnd"/>
+      <w:r>
+        <w:rPr>
+          <w:b/>
           <w:highlight w:val="darkGray"/>
         </w:rPr>
-        <w:t>(GPT</w:t>
-      </w:r>
-      <w:r>
-        <w:rPr>
-          <w:rFonts w:ascii="Arial" w:hAnsi="Arial" w:eastAsia="Arial"/>
-          <w:b/>
-          <w:sz w:val="22"/>
-          <w:highlight w:val="darkGray"/>
-        </w:rPr>
-        <w:t>‑</w:t>
-      </w:r>
-      <w:r>
-        <w:rPr>
-          <w:rFonts w:ascii="Arial" w:hAnsi="Arial" w:eastAsia="Arial"/>
-          <w:b/>
-          <w:sz w:val="22"/>
-          <w:highlight w:val="darkGray"/>
-        </w:rPr>
-        <w:t>5 Mini) at [12/14/2025]</w:t>
+        <w:t xml:space="preserve"> (GPT‑5 Mini) at [12/14/2025]</w:t>
       </w:r>
     </w:p>
     <w:p>
@@ -5598,7 +5280,21 @@
         <w:rPr>
           <w:rFonts w:ascii="Roboto Mono" w:hAnsi="Roboto Mono"/>
         </w:rPr>
-        <w:t xml:space="preserve">  EtherType: 0x0800 (IPv4)</w:t>
+        <w:t xml:space="preserve">  </w:t>
+      </w:r>
+      <w:proofErr w:type="spellStart"/>
+      <w:r>
+        <w:rPr>
+          <w:rFonts w:ascii="Roboto Mono" w:hAnsi="Roboto Mono"/>
+        </w:rPr>
+        <w:t>EtherType</w:t>
+      </w:r>
+      <w:proofErr w:type="spellEnd"/>
+      <w:r>
+        <w:rPr>
+          <w:rFonts w:ascii="Roboto Mono" w:hAnsi="Roboto Mono"/>
+        </w:rPr>
+        <w:t>: 0x0800 (IPv4)</w:t>
       </w:r>
     </w:p>
     <w:p>
@@ -5749,56 +5445,32 @@
       </w:pPr>
       <w:r>
         <w:rPr>
-          <w:rFonts w:ascii="Arial" w:hAnsi="Arial" w:eastAsia="Arial"/>
-          <w:b/>
-          <w:sz w:val="22"/>
+          <w:b/>
           <w:highlight w:val="darkGray"/>
         </w:rPr>
         <w:t># Source</w:t>
       </w:r>
       <w:r>
         <w:rPr>
-          <w:rFonts w:ascii="Arial" w:hAnsi="Arial" w:eastAsia="Arial"/>
-          <w:sz w:val="22"/>
           <w:highlight w:val="darkGray"/>
         </w:rPr>
         <w:t xml:space="preserve">: </w:t>
       </w:r>
-      <w:r>
-        <w:rPr>
-          <w:rFonts w:ascii="Arial" w:hAnsi="Arial" w:eastAsia="Arial"/>
-          <w:b/>
-          <w:sz w:val="22"/>
+      <w:proofErr w:type="spellStart"/>
+      <w:r>
+        <w:rPr>
+          <w:b/>
           <w:highlight w:val="darkGray"/>
         </w:rPr>
-        <w:t xml:space="preserve">Chatgpt </w:t>
-      </w:r>
-      <w:r>
-        <w:rPr>
-          <w:rFonts w:ascii="Arial" w:hAnsi="Arial" w:eastAsia="Arial"/>
-          <w:b/>
-          <w:sz w:val="22"/>
+        <w:t>Chatgpt</w:t>
+      </w:r>
+      <w:proofErr w:type="spellEnd"/>
+      <w:r>
+        <w:rPr>
+          <w:b/>
           <w:highlight w:val="darkGray"/>
         </w:rPr>
-        <w:t>(GPT</w:t>
-      </w:r>
-      <w:r>
-        <w:rPr>
-          <w:rFonts w:ascii="Arial" w:hAnsi="Arial" w:eastAsia="Arial"/>
-          <w:b/>
-          <w:sz w:val="22"/>
-          <w:highlight w:val="darkGray"/>
-        </w:rPr>
-        <w:t>‑</w:t>
-      </w:r>
-      <w:r>
-        <w:rPr>
-          <w:rFonts w:ascii="Arial" w:hAnsi="Arial" w:eastAsia="Arial"/>
-          <w:b/>
-          <w:sz w:val="22"/>
-          <w:highlight w:val="darkGray"/>
-        </w:rPr>
-        <w:t>5 Mini) at [12/14/2025]</w:t>
+        <w:t xml:space="preserve"> (GPT‑5 Mini) at [12/14/2025]</w:t>
       </w:r>
     </w:p>
     <w:p>
@@ -5969,56 +5641,32 @@
       </w:pPr>
       <w:r>
         <w:rPr>
-          <w:rFonts w:ascii="Arial" w:hAnsi="Arial" w:eastAsia="Arial"/>
-          <w:b/>
-          <w:sz w:val="22"/>
+          <w:b/>
           <w:highlight w:val="darkGray"/>
         </w:rPr>
         <w:t># Source</w:t>
       </w:r>
       <w:r>
         <w:rPr>
-          <w:rFonts w:ascii="Arial" w:hAnsi="Arial" w:eastAsia="Arial"/>
-          <w:sz w:val="22"/>
           <w:highlight w:val="darkGray"/>
         </w:rPr>
         <w:t xml:space="preserve">: </w:t>
       </w:r>
-      <w:r>
-        <w:rPr>
-          <w:rFonts w:ascii="Arial" w:hAnsi="Arial" w:eastAsia="Arial"/>
-          <w:b/>
-          <w:sz w:val="22"/>
+      <w:proofErr w:type="spellStart"/>
+      <w:r>
+        <w:rPr>
+          <w:b/>
           <w:highlight w:val="darkGray"/>
         </w:rPr>
-        <w:t xml:space="preserve">Chatgpt </w:t>
-      </w:r>
-      <w:r>
-        <w:rPr>
-          <w:rFonts w:ascii="Arial" w:hAnsi="Arial" w:eastAsia="Arial"/>
-          <w:b/>
-          <w:sz w:val="22"/>
+        <w:t>Chatgpt</w:t>
+      </w:r>
+      <w:proofErr w:type="spellEnd"/>
+      <w:r>
+        <w:rPr>
+          <w:b/>
           <w:highlight w:val="darkGray"/>
         </w:rPr>
-        <w:t>(GPT</w:t>
-      </w:r>
-      <w:r>
-        <w:rPr>
-          <w:rFonts w:ascii="Arial" w:hAnsi="Arial" w:eastAsia="Arial"/>
-          <w:b/>
-          <w:sz w:val="22"/>
-          <w:highlight w:val="darkGray"/>
-        </w:rPr>
-        <w:t>‑</w:t>
-      </w:r>
-      <w:r>
-        <w:rPr>
-          <w:rFonts w:ascii="Arial" w:hAnsi="Arial" w:eastAsia="Arial"/>
-          <w:b/>
-          <w:sz w:val="22"/>
-          <w:highlight w:val="darkGray"/>
-        </w:rPr>
-        <w:t>5 Mini) at [12/14/2025]</w:t>
+        <w:t xml:space="preserve"> (GPT‑5 Mini) at [12/14/2025]</w:t>
       </w:r>
     </w:p>
     <w:p>
@@ -6189,56 +5837,32 @@
       </w:pPr>
       <w:r>
         <w:rPr>
-          <w:rFonts w:ascii="Arial" w:hAnsi="Arial" w:eastAsia="Arial"/>
-          <w:b/>
-          <w:sz w:val="22"/>
+          <w:b/>
           <w:highlight w:val="darkGray"/>
         </w:rPr>
         <w:t># Source</w:t>
       </w:r>
       <w:r>
         <w:rPr>
-          <w:rFonts w:ascii="Arial" w:hAnsi="Arial" w:eastAsia="Arial"/>
-          <w:sz w:val="22"/>
           <w:highlight w:val="darkGray"/>
         </w:rPr>
         <w:t xml:space="preserve">: </w:t>
       </w:r>
-      <w:r>
-        <w:rPr>
-          <w:rFonts w:ascii="Arial" w:hAnsi="Arial" w:eastAsia="Arial"/>
-          <w:b/>
-          <w:sz w:val="22"/>
+      <w:proofErr w:type="spellStart"/>
+      <w:r>
+        <w:rPr>
+          <w:b/>
           <w:highlight w:val="darkGray"/>
         </w:rPr>
-        <w:t xml:space="preserve">Chatgpt </w:t>
-      </w:r>
-      <w:r>
-        <w:rPr>
-          <w:rFonts w:ascii="Arial" w:hAnsi="Arial" w:eastAsia="Arial"/>
-          <w:b/>
-          <w:sz w:val="22"/>
+        <w:t>Chatgpt</w:t>
+      </w:r>
+      <w:proofErr w:type="spellEnd"/>
+      <w:r>
+        <w:rPr>
+          <w:b/>
           <w:highlight w:val="darkGray"/>
         </w:rPr>
-        <w:t>(GPT</w:t>
-      </w:r>
-      <w:r>
-        <w:rPr>
-          <w:rFonts w:ascii="Arial" w:hAnsi="Arial" w:eastAsia="Arial"/>
-          <w:b/>
-          <w:sz w:val="22"/>
-          <w:highlight w:val="darkGray"/>
-        </w:rPr>
-        <w:t>‑</w:t>
-      </w:r>
-      <w:r>
-        <w:rPr>
-          <w:rFonts w:ascii="Arial" w:hAnsi="Arial" w:eastAsia="Arial"/>
-          <w:b/>
-          <w:sz w:val="22"/>
-          <w:highlight w:val="darkGray"/>
-        </w:rPr>
-        <w:t>5 Mini) at [12/14/2025]</w:t>
+        <w:t xml:space="preserve"> (GPT‑5 Mini) at [12/14/2025]</w:t>
       </w:r>
     </w:p>
     <w:p>
@@ -6327,56 +5951,32 @@
       </w:pPr>
       <w:r>
         <w:rPr>
-          <w:rFonts w:ascii="Arial" w:hAnsi="Arial" w:eastAsia="Arial"/>
-          <w:b/>
-          <w:sz w:val="22"/>
+          <w:b/>
           <w:highlight w:val="darkGray"/>
         </w:rPr>
         <w:t># Source</w:t>
       </w:r>
       <w:r>
         <w:rPr>
-          <w:rFonts w:ascii="Arial" w:hAnsi="Arial" w:eastAsia="Arial"/>
-          <w:sz w:val="22"/>
           <w:highlight w:val="darkGray"/>
         </w:rPr>
         <w:t xml:space="preserve">: </w:t>
       </w:r>
-      <w:r>
-        <w:rPr>
-          <w:rFonts w:ascii="Arial" w:hAnsi="Arial" w:eastAsia="Arial"/>
-          <w:b/>
-          <w:sz w:val="22"/>
+      <w:proofErr w:type="spellStart"/>
+      <w:r>
+        <w:rPr>
+          <w:b/>
           <w:highlight w:val="darkGray"/>
         </w:rPr>
-        <w:t xml:space="preserve">Chatgpt </w:t>
-      </w:r>
-      <w:r>
-        <w:rPr>
-          <w:rFonts w:ascii="Arial" w:hAnsi="Arial" w:eastAsia="Arial"/>
-          <w:b/>
-          <w:sz w:val="22"/>
+        <w:t>Chatgpt</w:t>
+      </w:r>
+      <w:proofErr w:type="spellEnd"/>
+      <w:r>
+        <w:rPr>
+          <w:b/>
           <w:highlight w:val="darkGray"/>
         </w:rPr>
-        <w:t>(GPT</w:t>
-      </w:r>
-      <w:r>
-        <w:rPr>
-          <w:rFonts w:ascii="Arial" w:hAnsi="Arial" w:eastAsia="Arial"/>
-          <w:b/>
-          <w:sz w:val="22"/>
-          <w:highlight w:val="darkGray"/>
-        </w:rPr>
-        <w:t>‑</w:t>
-      </w:r>
-      <w:r>
-        <w:rPr>
-          <w:rFonts w:ascii="Arial" w:hAnsi="Arial" w:eastAsia="Arial"/>
-          <w:b/>
-          <w:sz w:val="22"/>
-          <w:highlight w:val="darkGray"/>
-        </w:rPr>
-        <w:t>5 Mini) at [12/14/2025]</w:t>
+        <w:t xml:space="preserve"> (GPT‑5 Mini) at [12/14/2025]</w:t>
       </w:r>
     </w:p>
     <w:p>
@@ -6910,56 +6510,32 @@
       </w:pPr>
       <w:r>
         <w:rPr>
-          <w:rFonts w:ascii="Arial" w:hAnsi="Arial" w:eastAsia="Arial"/>
-          <w:b/>
-          <w:sz w:val="22"/>
+          <w:b/>
           <w:highlight w:val="darkGray"/>
         </w:rPr>
         <w:t># Source</w:t>
       </w:r>
       <w:r>
         <w:rPr>
-          <w:rFonts w:ascii="Arial" w:hAnsi="Arial" w:eastAsia="Arial"/>
-          <w:sz w:val="22"/>
           <w:highlight w:val="darkGray"/>
         </w:rPr>
         <w:t xml:space="preserve">: </w:t>
       </w:r>
-      <w:r>
-        <w:rPr>
-          <w:rFonts w:ascii="Arial" w:hAnsi="Arial" w:eastAsia="Arial"/>
-          <w:b/>
-          <w:sz w:val="22"/>
+      <w:proofErr w:type="spellStart"/>
+      <w:r>
+        <w:rPr>
+          <w:b/>
           <w:highlight w:val="darkGray"/>
         </w:rPr>
-        <w:t xml:space="preserve">Chatgpt </w:t>
-      </w:r>
-      <w:r>
-        <w:rPr>
-          <w:rFonts w:ascii="Arial" w:hAnsi="Arial" w:eastAsia="Arial"/>
-          <w:b/>
-          <w:sz w:val="22"/>
+        <w:t>Chatgpt</w:t>
+      </w:r>
+      <w:proofErr w:type="spellEnd"/>
+      <w:r>
+        <w:rPr>
+          <w:b/>
           <w:highlight w:val="darkGray"/>
         </w:rPr>
-        <w:t>(GPT</w:t>
-      </w:r>
-      <w:r>
-        <w:rPr>
-          <w:rFonts w:ascii="Arial" w:hAnsi="Arial" w:eastAsia="Arial"/>
-          <w:b/>
-          <w:sz w:val="22"/>
-          <w:highlight w:val="darkGray"/>
-        </w:rPr>
-        <w:t>‑</w:t>
-      </w:r>
-      <w:r>
-        <w:rPr>
-          <w:rFonts w:ascii="Arial" w:hAnsi="Arial" w:eastAsia="Arial"/>
-          <w:b/>
-          <w:sz w:val="22"/>
-          <w:highlight w:val="darkGray"/>
-        </w:rPr>
-        <w:t>5 Mini) at [12/14/2025]</w:t>
+        <w:t xml:space="preserve"> (GPT‑5 Mini) at [12/14/2025]</w:t>
       </w:r>
     </w:p>
     <w:p>
@@ -7146,56 +6722,32 @@
       </w:pPr>
       <w:r>
         <w:rPr>
-          <w:rFonts w:ascii="Arial" w:hAnsi="Arial" w:eastAsia="Arial"/>
-          <w:b/>
-          <w:sz w:val="22"/>
+          <w:b/>
           <w:highlight w:val="darkGray"/>
         </w:rPr>
         <w:t># Source</w:t>
       </w:r>
       <w:r>
         <w:rPr>
-          <w:rFonts w:ascii="Arial" w:hAnsi="Arial" w:eastAsia="Arial"/>
-          <w:sz w:val="22"/>
           <w:highlight w:val="darkGray"/>
         </w:rPr>
         <w:t xml:space="preserve">: </w:t>
       </w:r>
-      <w:r>
-        <w:rPr>
-          <w:rFonts w:ascii="Arial" w:hAnsi="Arial" w:eastAsia="Arial"/>
-          <w:b/>
-          <w:sz w:val="22"/>
+      <w:proofErr w:type="spellStart"/>
+      <w:r>
+        <w:rPr>
+          <w:b/>
           <w:highlight w:val="darkGray"/>
         </w:rPr>
-        <w:t xml:space="preserve">Chatgpt </w:t>
-      </w:r>
-      <w:r>
-        <w:rPr>
-          <w:rFonts w:ascii="Arial" w:hAnsi="Arial" w:eastAsia="Arial"/>
-          <w:b/>
-          <w:sz w:val="22"/>
+        <w:t>Chatgpt</w:t>
+      </w:r>
+      <w:proofErr w:type="spellEnd"/>
+      <w:r>
+        <w:rPr>
+          <w:b/>
           <w:highlight w:val="darkGray"/>
         </w:rPr>
-        <w:t>(GPT</w:t>
-      </w:r>
-      <w:r>
-        <w:rPr>
-          <w:rFonts w:ascii="Arial" w:hAnsi="Arial" w:eastAsia="Arial"/>
-          <w:b/>
-          <w:sz w:val="22"/>
-          <w:highlight w:val="darkGray"/>
-        </w:rPr>
-        <w:t>‑</w:t>
-      </w:r>
-      <w:r>
-        <w:rPr>
-          <w:rFonts w:ascii="Arial" w:hAnsi="Arial" w:eastAsia="Arial"/>
-          <w:b/>
-          <w:sz w:val="22"/>
-          <w:highlight w:val="darkGray"/>
-        </w:rPr>
-        <w:t>5 Mini) at [12/14/2025]</w:t>
+        <w:t xml:space="preserve"> (GPT‑5 Mini) at [12/14/2025]</w:t>
       </w:r>
     </w:p>
     <w:p>
@@ -7695,56 +7247,32 @@
       </w:pPr>
       <w:r>
         <w:rPr>
-          <w:rFonts w:ascii="Arial" w:hAnsi="Arial" w:eastAsia="Arial"/>
-          <w:b/>
-          <w:sz w:val="22"/>
+          <w:b/>
           <w:highlight w:val="darkGray"/>
         </w:rPr>
         <w:t># Source</w:t>
       </w:r>
       <w:r>
         <w:rPr>
-          <w:rFonts w:ascii="Arial" w:hAnsi="Arial" w:eastAsia="Arial"/>
-          <w:sz w:val="22"/>
           <w:highlight w:val="darkGray"/>
         </w:rPr>
         <w:t xml:space="preserve">: </w:t>
       </w:r>
-      <w:r>
-        <w:rPr>
-          <w:rFonts w:ascii="Arial" w:hAnsi="Arial" w:eastAsia="Arial"/>
-          <w:b/>
-          <w:sz w:val="22"/>
+      <w:proofErr w:type="spellStart"/>
+      <w:r>
+        <w:rPr>
+          <w:b/>
           <w:highlight w:val="darkGray"/>
         </w:rPr>
-        <w:t xml:space="preserve">Chatgpt </w:t>
-      </w:r>
-      <w:r>
-        <w:rPr>
-          <w:rFonts w:ascii="Arial" w:hAnsi="Arial" w:eastAsia="Arial"/>
-          <w:b/>
-          <w:sz w:val="22"/>
+        <w:t>Chatgpt</w:t>
+      </w:r>
+      <w:proofErr w:type="spellEnd"/>
+      <w:r>
+        <w:rPr>
+          <w:b/>
           <w:highlight w:val="darkGray"/>
         </w:rPr>
-        <w:t>(GPT</w:t>
-      </w:r>
-      <w:r>
-        <w:rPr>
-          <w:rFonts w:ascii="Arial" w:hAnsi="Arial" w:eastAsia="Arial"/>
-          <w:b/>
-          <w:sz w:val="22"/>
-          <w:highlight w:val="darkGray"/>
-        </w:rPr>
-        <w:t>‑</w:t>
-      </w:r>
-      <w:r>
-        <w:rPr>
-          <w:rFonts w:ascii="Arial" w:hAnsi="Arial" w:eastAsia="Arial"/>
-          <w:b/>
-          <w:sz w:val="22"/>
-          <w:highlight w:val="darkGray"/>
-        </w:rPr>
-        <w:t>5 Mini) at [12/14/2025]</w:t>
+        <w:t xml:space="preserve"> (GPT‑5 Mini) at [12/14/2025]</w:t>
       </w:r>
     </w:p>
     <w:p>
@@ -7895,56 +7423,32 @@
       </w:pPr>
       <w:r>
         <w:rPr>
-          <w:rFonts w:ascii="Arial" w:hAnsi="Arial" w:eastAsia="Arial"/>
-          <w:b/>
-          <w:sz w:val="22"/>
+          <w:b/>
           <w:highlight w:val="darkGray"/>
         </w:rPr>
         <w:t># Source</w:t>
       </w:r>
       <w:r>
         <w:rPr>
-          <w:rFonts w:ascii="Arial" w:hAnsi="Arial" w:eastAsia="Arial"/>
-          <w:sz w:val="22"/>
           <w:highlight w:val="darkGray"/>
         </w:rPr>
         <w:t xml:space="preserve">: </w:t>
       </w:r>
-      <w:r>
-        <w:rPr>
-          <w:rFonts w:ascii="Arial" w:hAnsi="Arial" w:eastAsia="Arial"/>
-          <w:b/>
-          <w:sz w:val="22"/>
+      <w:proofErr w:type="spellStart"/>
+      <w:r>
+        <w:rPr>
+          <w:b/>
           <w:highlight w:val="darkGray"/>
         </w:rPr>
-        <w:t xml:space="preserve">Chatgpt </w:t>
-      </w:r>
-      <w:r>
-        <w:rPr>
-          <w:rFonts w:ascii="Arial" w:hAnsi="Arial" w:eastAsia="Arial"/>
-          <w:b/>
-          <w:sz w:val="22"/>
+        <w:t>Chatgpt</w:t>
+      </w:r>
+      <w:proofErr w:type="spellEnd"/>
+      <w:r>
+        <w:rPr>
+          <w:b/>
           <w:highlight w:val="darkGray"/>
         </w:rPr>
-        <w:t>(GPT</w:t>
-      </w:r>
-      <w:r>
-        <w:rPr>
-          <w:rFonts w:ascii="Arial" w:hAnsi="Arial" w:eastAsia="Arial"/>
-          <w:b/>
-          <w:sz w:val="22"/>
-          <w:highlight w:val="darkGray"/>
-        </w:rPr>
-        <w:t>‑</w:t>
-      </w:r>
-      <w:r>
-        <w:rPr>
-          <w:rFonts w:ascii="Arial" w:hAnsi="Arial" w:eastAsia="Arial"/>
-          <w:b/>
-          <w:sz w:val="22"/>
-          <w:highlight w:val="darkGray"/>
-        </w:rPr>
-        <w:t>5 Mini) at [12/14/2025]</w:t>
+        <w:t xml:space="preserve"> (GPT‑5 Mini) at [12/14/2025]</w:t>
       </w:r>
     </w:p>
     <w:p>
@@ -8075,7 +7579,7 @@
     <w:p>
       <w:r>
         <w:pict w14:anchorId="0DD2D1F4">
-          <v:rect id="_x0000_i1047" style="width:0;height:1.5pt" o:hralign="center" o:hrstd="t" o:hr="t" fillcolor="#a0a0a0" stroked="f"/>
+          <v:rect id="_x0000_i1051" style="width:0;height:1.5pt" o:hralign="center" o:bullet="t" o:hrstd="t" o:hr="t" fillcolor="#a0a0a0" stroked="f"/>
         </w:pict>
       </w:r>
     </w:p>
@@ -8089,7 +7593,13 @@
       <w:bookmarkStart w:id="24" w:name="_x2imnry4rt2o" w:colFirst="0" w:colLast="0"/>
       <w:bookmarkEnd w:id="24"/>
       <w:r>
-        <w:t>📌 Summary</w:t>
+        <w:rPr>
+          <w:rFonts w:ascii="Segoe UI Emoji" w:hAnsi="Segoe UI Emoji" w:cs="Segoe UI Emoji"/>
+        </w:rPr>
+        <w:t>📌</w:t>
+      </w:r>
+      <w:r>
+        <w:t xml:space="preserve"> Summary</w:t>
       </w:r>
     </w:p>
     <w:p>
@@ -8098,56 +7608,32 @@
       </w:pPr>
       <w:r>
         <w:rPr>
-          <w:rFonts w:ascii="Arial" w:hAnsi="Arial" w:eastAsia="Arial"/>
-          <w:b/>
-          <w:sz w:val="22"/>
+          <w:b/>
           <w:highlight w:val="darkGray"/>
         </w:rPr>
         <w:t># Source</w:t>
       </w:r>
       <w:r>
         <w:rPr>
-          <w:rFonts w:ascii="Arial" w:hAnsi="Arial" w:eastAsia="Arial"/>
-          <w:sz w:val="22"/>
           <w:highlight w:val="darkGray"/>
         </w:rPr>
         <w:t xml:space="preserve">: </w:t>
       </w:r>
-      <w:r>
-        <w:rPr>
-          <w:rFonts w:ascii="Arial" w:hAnsi="Arial" w:eastAsia="Arial"/>
-          <w:b/>
-          <w:sz w:val="22"/>
+      <w:proofErr w:type="spellStart"/>
+      <w:r>
+        <w:rPr>
+          <w:b/>
           <w:highlight w:val="darkGray"/>
         </w:rPr>
-        <w:t xml:space="preserve">Chatgpt </w:t>
-      </w:r>
-      <w:r>
-        <w:rPr>
-          <w:rFonts w:ascii="Arial" w:hAnsi="Arial" w:eastAsia="Arial"/>
-          <w:b/>
-          <w:sz w:val="22"/>
+        <w:t>Chatgpt</w:t>
+      </w:r>
+      <w:proofErr w:type="spellEnd"/>
+      <w:r>
+        <w:rPr>
+          <w:b/>
           <w:highlight w:val="darkGray"/>
         </w:rPr>
-        <w:t>(GPT</w:t>
-      </w:r>
-      <w:r>
-        <w:rPr>
-          <w:rFonts w:ascii="Arial" w:hAnsi="Arial" w:eastAsia="Arial"/>
-          <w:b/>
-          <w:sz w:val="22"/>
-          <w:highlight w:val="darkGray"/>
-        </w:rPr>
-        <w:t>‑</w:t>
-      </w:r>
-      <w:r>
-        <w:rPr>
-          <w:rFonts w:ascii="Arial" w:hAnsi="Arial" w:eastAsia="Arial"/>
-          <w:b/>
-          <w:sz w:val="22"/>
-          <w:highlight w:val="darkGray"/>
-        </w:rPr>
-        <w:t>5 Mini) at [12/14/2025]</w:t>
+        <w:t xml:space="preserve"> (GPT‑5 Mini) at [12/14/2025]</w:t>
       </w:r>
     </w:p>
     <w:p>
@@ -8640,6 +8126,11 @@
 
 <file path=word/numbering.xml><?xml version="1.0" encoding="utf-8"?>
 <w:numbering xmlns:wpc="http://schemas.microsoft.com/office/word/2010/wordprocessingCanvas" xmlns:cx="http://schemas.microsoft.com/office/drawing/2014/chartex" xmlns:cx1="http://schemas.microsoft.com/office/drawing/2015/9/8/chartex" xmlns:cx2="http://schemas.microsoft.com/office/drawing/2015/10/21/chartex" xmlns:cx3="http://schemas.microsoft.com/office/drawing/2016/5/9/chartex" xmlns:cx4="http://schemas.microsoft.com/office/drawing/2016/5/10/chartex" xmlns:cx5="http://schemas.microsoft.com/office/drawing/2016/5/11/chartex" xmlns:cx6="http://schemas.microsoft.com/office/drawing/2016/5/12/chartex" xmlns:cx7="http://schemas.microsoft.com/office/drawing/2016/5/13/chartex" xmlns:cx8="http://schemas.microsoft.com/office/drawing/2016/5/14/chartex" xmlns:mc="http://schemas.openxmlformats.org/markup-compatibility/2006" xmlns:aink="http://schemas.microsoft.com/office/drawing/2016/ink" xmlns:am3d="http://schemas.microsoft.com/office/drawing/2017/model3d" xmlns:o="urn:schemas-microsoft-com:office:office" xmlns:oel="http://schemas.microsoft.com/office/2019/extlst" xmlns:r="http://schemas.openxmlformats.org/officeDocument/2006/relationships" xmlns:m="http://schemas.openxmlformats.org/officeDocument/2006/math" xmlns:v="urn:schemas-microsoft-com:vml" xmlns:wp14="http://schemas.microsoft.com/office/word/2010/wordprocessingDrawing" xmlns:wp="http://schemas.openxmlformats.org/drawingml/2006/wordprocessingDrawing" xmlns:w10="urn:schemas-microsoft-com:office:word" xmlns:w="http://schemas.openxmlformats.org/wordprocessingml/2006/main" xmlns:w14="http://schemas.microsoft.com/office/word/2010/wordml" xmlns:w15="http://schemas.microsoft.com/office/word/2012/wordml" xmlns:w16cex="http://schemas.microsoft.com/office/word/2018/wordml/cex" xmlns:w16cid="http://schemas.microsoft.com/office/word/2016/wordml/cid" xmlns:w16="http://schemas.microsoft.com/office/word/2018/wordml" xmlns:w16du="http://schemas.microsoft.com/office/word/2023/wordml/word16du" xmlns:w16sdtdh="http://schemas.microsoft.com/office/word/2020/wordml/sdtdatahash" xmlns:w16sdtfl="http://schemas.microsoft.com/office/word/2024/wordml/sdtformatlock" xmlns:w16se="http://schemas.microsoft.com/office/word/2015/wordml/symex" xmlns:wpg="http://schemas.microsoft.com/office/word/2010/wordprocessingGroup" xmlns:wpi="http://schemas.microsoft.com/office/word/2010/wordprocessingInk" xmlns:wne="http://schemas.microsoft.com/office/word/2006/wordml" xmlns:wps="http://schemas.microsoft.com/office/word/2010/wordprocessingShape" mc:Ignorable="w14 w15 w16se w16cid w16 w16cex w16sdtdh w16sdtfl w16du wp14">
+  <w:numPicBullet w:numPicBulletId="0">
+    <w:pict>
+      <v:rect id="_x0000_i1025" style="width:0;height:1.5pt" o:hralign="center" o:bullet="t" o:hrstd="t" o:hr="t" fillcolor="#a0a0a0" stroked="f"/>
+    </w:pict>
+  </w:numPicBullet>
   <w:abstractNum w:abstractNumId="0" w15:restartNumberingAfterBreak="0">
     <w:nsid w:val="0AF62E26"/>
     <w:multiLevelType w:val="multilevel"/>
@@ -9832,7 +9323,6 @@
   <w:style w:type="character" w:default="1" w:styleId="DefaultParagraphFont">
     <w:name w:val="Default Paragraph Font"/>
     <w:uiPriority w:val="1"/>
-    <w:semiHidden/>
     <w:unhideWhenUsed/>
   </w:style>
   <w:style w:type="table" w:default="1" w:styleId="TableNormal">
